--- a/docs/report/01_De_cuong_bao_cao_short.docx
+++ b/docs/report/01_De_cuong_bao_cao_short.docx
@@ -9196,7 +9196,7 @@
                 <w:sz w:val="21"/>
                 <w:szCs w:val="21"/>
               </w:rPr>
-              <w:t xml:space="preserve">Demo 8–12 phút; sau môn học: pilot</w:t>
+              <w:t xml:space="preserve">Demo 10–12 phút; sau môn học: pilot</w:t>
             </w:r>
           </w:p>
         </w:tc>
